--- a/assets/libreoffice_writ_njc/1edb1468-53dd-47d5-a713-005fdd910c87/InternalMemo_L1_02.docx
+++ b/assets/libreoffice_writ_njc/1edb1468-53dd-47d5-a713-005fdd910c87/InternalMemo_L1_02.docx
@@ -188,6 +188,7 @@
         </w:tabs>
         <w:ind w:left="1080" w:hanging="360"/>
       </w:pPr>
+      <w:rPr/>
     </w:lvl>
     <w:lvl w:ilvl="2">
       <w:start w:val="1"/>
@@ -200,6 +201,7 @@
         </w:tabs>
         <w:ind w:left="1440" w:hanging="360"/>
       </w:pPr>
+      <w:rPr/>
     </w:lvl>
     <w:lvl w:ilvl="3">
       <w:start w:val="1"/>
@@ -212,6 +214,7 @@
         </w:tabs>
         <w:ind w:left="1800" w:hanging="360"/>
       </w:pPr>
+      <w:rPr/>
     </w:lvl>
     <w:lvl w:ilvl="4">
       <w:start w:val="1"/>
@@ -224,6 +227,7 @@
         </w:tabs>
         <w:ind w:left="2160" w:hanging="360"/>
       </w:pPr>
+      <w:rPr/>
     </w:lvl>
     <w:lvl w:ilvl="5">
       <w:start w:val="1"/>
@@ -236,6 +240,7 @@
         </w:tabs>
         <w:ind w:left="2520" w:hanging="360"/>
       </w:pPr>
+      <w:rPr/>
     </w:lvl>
     <w:lvl w:ilvl="6">
       <w:start w:val="1"/>
@@ -248,6 +253,7 @@
         </w:tabs>
         <w:ind w:left="2880" w:hanging="360"/>
       </w:pPr>
+      <w:rPr/>
     </w:lvl>
     <w:lvl w:ilvl="7">
       <w:start w:val="1"/>
@@ -260,6 +266,7 @@
         </w:tabs>
         <w:ind w:left="3240" w:hanging="360"/>
       </w:pPr>
+      <w:rPr/>
     </w:lvl>
     <w:lvl w:ilvl="8">
       <w:start w:val="1"/>
@@ -272,6 +279,7 @@
         </w:tabs>
         <w:ind w:left="3600" w:hanging="360"/>
       </w:pPr>
+      <w:rPr/>
     </w:lvl>
   </w:abstractNum>
   <w:abstractNum w:abstractNumId="2">
@@ -301,6 +309,7 @@
         </w:tabs>
         <w:ind w:left="1080" w:hanging="360"/>
       </w:pPr>
+      <w:rPr/>
     </w:lvl>
     <w:lvl w:ilvl="2">
       <w:start w:val="1"/>
@@ -313,6 +322,7 @@
         </w:tabs>
         <w:ind w:left="1440" w:hanging="360"/>
       </w:pPr>
+      <w:rPr/>
     </w:lvl>
     <w:lvl w:ilvl="3">
       <w:start w:val="1"/>
@@ -325,6 +335,7 @@
         </w:tabs>
         <w:ind w:left="1800" w:hanging="360"/>
       </w:pPr>
+      <w:rPr/>
     </w:lvl>
     <w:lvl w:ilvl="4">
       <w:start w:val="1"/>
@@ -337,6 +348,7 @@
         </w:tabs>
         <w:ind w:left="2160" w:hanging="360"/>
       </w:pPr>
+      <w:rPr/>
     </w:lvl>
     <w:lvl w:ilvl="5">
       <w:start w:val="1"/>
@@ -349,6 +361,7 @@
         </w:tabs>
         <w:ind w:left="2520" w:hanging="360"/>
       </w:pPr>
+      <w:rPr/>
     </w:lvl>
     <w:lvl w:ilvl="6">
       <w:start w:val="1"/>
@@ -361,6 +374,7 @@
         </w:tabs>
         <w:ind w:left="2880" w:hanging="360"/>
       </w:pPr>
+      <w:rPr/>
     </w:lvl>
     <w:lvl w:ilvl="7">
       <w:start w:val="1"/>
@@ -373,6 +387,7 @@
         </w:tabs>
         <w:ind w:left="3240" w:hanging="360"/>
       </w:pPr>
+      <w:rPr/>
     </w:lvl>
     <w:lvl w:ilvl="8">
       <w:start w:val="1"/>
@@ -385,6 +400,7 @@
         </w:tabs>
         <w:ind w:left="3600" w:hanging="360"/>
       </w:pPr>
+      <w:rPr/>
     </w:lvl>
   </w:abstractNum>
   <w:abstractNum w:abstractNumId="3">
@@ -414,6 +430,7 @@
         </w:tabs>
         <w:ind w:left="1080" w:hanging="360"/>
       </w:pPr>
+      <w:rPr/>
     </w:lvl>
     <w:lvl w:ilvl="2">
       <w:start w:val="1"/>
@@ -426,6 +443,7 @@
         </w:tabs>
         <w:ind w:left="1440" w:hanging="360"/>
       </w:pPr>
+      <w:rPr/>
     </w:lvl>
     <w:lvl w:ilvl="3">
       <w:start w:val="1"/>
@@ -438,6 +456,7 @@
         </w:tabs>
         <w:ind w:left="1800" w:hanging="360"/>
       </w:pPr>
+      <w:rPr/>
     </w:lvl>
     <w:lvl w:ilvl="4">
       <w:start w:val="1"/>
@@ -450,6 +469,7 @@
         </w:tabs>
         <w:ind w:left="2160" w:hanging="360"/>
       </w:pPr>
+      <w:rPr/>
     </w:lvl>
     <w:lvl w:ilvl="5">
       <w:start w:val="1"/>
@@ -462,6 +482,7 @@
         </w:tabs>
         <w:ind w:left="2520" w:hanging="360"/>
       </w:pPr>
+      <w:rPr/>
     </w:lvl>
     <w:lvl w:ilvl="6">
       <w:start w:val="1"/>
@@ -474,6 +495,7 @@
         </w:tabs>
         <w:ind w:left="2880" w:hanging="360"/>
       </w:pPr>
+      <w:rPr/>
     </w:lvl>
     <w:lvl w:ilvl="7">
       <w:start w:val="1"/>
@@ -486,6 +508,7 @@
         </w:tabs>
         <w:ind w:left="3240" w:hanging="360"/>
       </w:pPr>
+      <w:rPr/>
     </w:lvl>
     <w:lvl w:ilvl="8">
       <w:start w:val="1"/>
@@ -498,6 +521,7 @@
         </w:tabs>
         <w:ind w:left="3600" w:hanging="360"/>
       </w:pPr>
+      <w:rPr/>
     </w:lvl>
   </w:abstractNum>
   <w:abstractNum w:abstractNumId="4">
@@ -525,6 +549,7 @@
         </w:tabs>
         <w:ind w:left="1080" w:hanging="360"/>
       </w:pPr>
+      <w:rPr/>
     </w:lvl>
     <w:lvl w:ilvl="2">
       <w:start w:val="1"/>
@@ -537,6 +562,7 @@
         </w:tabs>
         <w:ind w:left="1440" w:hanging="360"/>
       </w:pPr>
+      <w:rPr/>
     </w:lvl>
     <w:lvl w:ilvl="3">
       <w:start w:val="1"/>
@@ -549,6 +575,7 @@
         </w:tabs>
         <w:ind w:left="1800" w:hanging="360"/>
       </w:pPr>
+      <w:rPr/>
     </w:lvl>
     <w:lvl w:ilvl="4">
       <w:start w:val="1"/>
@@ -561,6 +588,7 @@
         </w:tabs>
         <w:ind w:left="2160" w:hanging="360"/>
       </w:pPr>
+      <w:rPr/>
     </w:lvl>
     <w:lvl w:ilvl="5">
       <w:start w:val="1"/>
@@ -573,6 +601,7 @@
         </w:tabs>
         <w:ind w:left="2520" w:hanging="360"/>
       </w:pPr>
+      <w:rPr/>
     </w:lvl>
     <w:lvl w:ilvl="6">
       <w:start w:val="1"/>
@@ -585,6 +614,7 @@
         </w:tabs>
         <w:ind w:left="2880" w:hanging="360"/>
       </w:pPr>
+      <w:rPr/>
     </w:lvl>
     <w:lvl w:ilvl="7">
       <w:start w:val="1"/>
@@ -597,6 +627,7 @@
         </w:tabs>
         <w:ind w:left="3240" w:hanging="360"/>
       </w:pPr>
+      <w:rPr/>
     </w:lvl>
     <w:lvl w:ilvl="8">
       <w:start w:val="1"/>
@@ -609,6 +640,7 @@
         </w:tabs>
         <w:ind w:left="3600" w:hanging="360"/>
       </w:pPr>
+      <w:rPr/>
     </w:lvl>
   </w:abstractNum>
   <w:abstractNum w:abstractNumId="5">
@@ -636,6 +668,7 @@
         </w:tabs>
         <w:ind w:left="1080" w:hanging="360"/>
       </w:pPr>
+      <w:rPr/>
     </w:lvl>
     <w:lvl w:ilvl="2">
       <w:start w:val="1"/>
@@ -648,6 +681,7 @@
         </w:tabs>
         <w:ind w:left="1440" w:hanging="360"/>
       </w:pPr>
+      <w:rPr/>
     </w:lvl>
     <w:lvl w:ilvl="3">
       <w:start w:val="1"/>
@@ -660,6 +694,7 @@
         </w:tabs>
         <w:ind w:left="1800" w:hanging="360"/>
       </w:pPr>
+      <w:rPr/>
     </w:lvl>
     <w:lvl w:ilvl="4">
       <w:start w:val="1"/>
@@ -672,6 +707,7 @@
         </w:tabs>
         <w:ind w:left="2160" w:hanging="360"/>
       </w:pPr>
+      <w:rPr/>
     </w:lvl>
     <w:lvl w:ilvl="5">
       <w:start w:val="1"/>
@@ -684,6 +720,7 @@
         </w:tabs>
         <w:ind w:left="2520" w:hanging="360"/>
       </w:pPr>
+      <w:rPr/>
     </w:lvl>
     <w:lvl w:ilvl="6">
       <w:start w:val="1"/>
@@ -696,6 +733,7 @@
         </w:tabs>
         <w:ind w:left="2880" w:hanging="360"/>
       </w:pPr>
+      <w:rPr/>
     </w:lvl>
     <w:lvl w:ilvl="7">
       <w:start w:val="1"/>
@@ -708,6 +746,7 @@
         </w:tabs>
         <w:ind w:left="3240" w:hanging="360"/>
       </w:pPr>
+      <w:rPr/>
     </w:lvl>
     <w:lvl w:ilvl="8">
       <w:start w:val="1"/>
@@ -720,6 +759,7 @@
         </w:tabs>
         <w:ind w:left="3600" w:hanging="360"/>
       </w:pPr>
+      <w:rPr/>
     </w:lvl>
   </w:abstractNum>
   <w:abstractNum w:abstractNumId="6">
@@ -747,6 +787,7 @@
         </w:tabs>
         <w:ind w:left="1080" w:hanging="360"/>
       </w:pPr>
+      <w:rPr/>
     </w:lvl>
     <w:lvl w:ilvl="2">
       <w:start w:val="1"/>
@@ -759,6 +800,7 @@
         </w:tabs>
         <w:ind w:left="1440" w:hanging="360"/>
       </w:pPr>
+      <w:rPr/>
     </w:lvl>
     <w:lvl w:ilvl="3">
       <w:start w:val="1"/>
@@ -771,6 +813,7 @@
         </w:tabs>
         <w:ind w:left="1800" w:hanging="360"/>
       </w:pPr>
+      <w:rPr/>
     </w:lvl>
     <w:lvl w:ilvl="4">
       <w:start w:val="1"/>
@@ -783,6 +826,7 @@
         </w:tabs>
         <w:ind w:left="2160" w:hanging="360"/>
       </w:pPr>
+      <w:rPr/>
     </w:lvl>
     <w:lvl w:ilvl="5">
       <w:start w:val="1"/>
@@ -795,6 +839,7 @@
         </w:tabs>
         <w:ind w:left="2520" w:hanging="360"/>
       </w:pPr>
+      <w:rPr/>
     </w:lvl>
     <w:lvl w:ilvl="6">
       <w:start w:val="1"/>
@@ -807,6 +852,7 @@
         </w:tabs>
         <w:ind w:left="2880" w:hanging="360"/>
       </w:pPr>
+      <w:rPr/>
     </w:lvl>
     <w:lvl w:ilvl="7">
       <w:start w:val="1"/>
@@ -819,6 +865,7 @@
         </w:tabs>
         <w:ind w:left="3240" w:hanging="360"/>
       </w:pPr>
+      <w:rPr/>
     </w:lvl>
     <w:lvl w:ilvl="8">
       <w:start w:val="1"/>
@@ -831,6 +878,7 @@
         </w:tabs>
         <w:ind w:left="3600" w:hanging="360"/>
       </w:pPr>
+      <w:rPr/>
     </w:lvl>
   </w:abstractNum>
   <w:abstractNum w:abstractNumId="7">
@@ -1138,6 +1186,7 @@
     <w:rsid w:val="00fc693f"/>
     <w:pPr>
       <w:widowControl/>
+      <w:suppressAutoHyphens w:val="true"/>
       <w:bidi w:val="0"/>
       <w:spacing w:lineRule="auto" w:line="276" w:before="0" w:after="200"/>
       <w:jc w:val="left"/>
@@ -1830,6 +1879,7 @@
     <w:rsid w:val="00fc693f"/>
     <w:pPr>
       <w:widowControl/>
+      <w:suppressAutoHyphens w:val="true"/>
       <w:bidi w:val="0"/>
       <w:spacing w:lineRule="auto" w:line="240" w:before="0" w:after="0"/>
       <w:jc w:val="left"/>
@@ -1928,24 +1978,29 @@
       <w:szCs w:val="16"/>
     </w:rPr>
   </w:style>
-  <w:style w:type="paragraph" w:styleId="List2">
+  <w:style w:type="paragraph" w:styleId="ListBullet3">
     <w:name w:val="List Bullet 3"/>
     <w:basedOn w:val="Normal"/>
     <w:uiPriority w:val="99"/>
     <w:unhideWhenUsed/>
+    <w:qFormat/>
     <w:rsid w:val="00326f90"/>
     <w:pPr>
+      <w:numPr>
+        <w:ilvl w:val="0"/>
+        <w:numId w:val="3"/>
+      </w:numPr>
       <w:spacing w:before="0" w:after="200"/>
-      <w:ind w:left="720" w:hanging="360"/>
       <w:contextualSpacing/>
     </w:pPr>
     <w:rPr/>
   </w:style>
-  <w:style w:type="paragraph" w:styleId="List3">
+  <w:style w:type="paragraph" w:styleId="ListBullet4">
     <w:name w:val="List Bullet 4"/>
     <w:basedOn w:val="Normal"/>
     <w:uiPriority w:val="99"/>
     <w:unhideWhenUsed/>
+    <w:qFormat/>
     <w:rsid w:val="00326f90"/>
     <w:pPr>
       <w:spacing w:before="0" w:after="200"/>
@@ -1982,23 +2037,6 @@
       <w:numPr>
         <w:ilvl w:val="0"/>
         <w:numId w:val="2"/>
-      </w:numPr>
-      <w:spacing w:before="0" w:after="200"/>
-      <w:contextualSpacing/>
-    </w:pPr>
-    <w:rPr/>
-  </w:style>
-  <w:style w:type="paragraph" w:styleId="ListBullet3">
-    <w:name w:val="List Bullet 3"/>
-    <w:basedOn w:val="Normal"/>
-    <w:uiPriority w:val="99"/>
-    <w:unhideWhenUsed/>
-    <w:qFormat/>
-    <w:rsid w:val="00326f90"/>
-    <w:pPr>
-      <w:numPr>
-        <w:ilvl w:val="0"/>
-        <w:numId w:val="3"/>
       </w:numPr>
       <w:spacing w:before="0" w:after="200"/>
       <w:contextualSpacing/>
@@ -2117,6 +2155,7 @@
         <w:tab w:val="left" w:pos="3456" w:leader="none"/>
         <w:tab w:val="left" w:pos="4032" w:leader="none"/>
       </w:tabs>
+      <w:suppressAutoHyphens w:val="true"/>
       <w:bidi w:val="0"/>
       <w:spacing w:lineRule="auto" w:line="276" w:before="0" w:after="200"/>
       <w:jc w:val="left"/>
